--- a/tech_blog_output/long_sequence_moe_rl/final/blog.en.docx
+++ b/tech_blog_output/long_sequence_moe_rl/final/blog.en.docx
@@ -665,7 +665,7 @@
       <w:r>
         <w:drawing>
           <wp:inline xmlns:a="http://schemas.openxmlformats.org/drawingml/2006/main" xmlns:pic="http://schemas.openxmlformats.org/drawingml/2006/picture">
-            <wp:extent cx="5943600" cy="3343275"/>
+            <wp:extent cx="5943600" cy="1397566"/>
             <wp:docPr id="1" name="Picture 1" descr="The case boundaries defined by the model, hardware scale, and global sequence length" title="The case boundaries defined by the model, hardware scale, and global sequence length"/>
             <wp:cNvGraphicFramePr>
               <a:graphicFrameLocks noChangeAspect="1"/>
@@ -686,7 +686,7 @@
                   <pic:spPr>
                     <a:xfrm>
                       <a:off x="0" y="0"/>
-                      <a:ext cx="5943600" cy="3343275"/>
+                      <a:ext cx="5943600" cy="1397566"/>
                     </a:xfrm>
                     <a:prstGeom prst="rect"/>
                   </pic:spPr>
@@ -1002,7 +1002,7 @@
       <w:r>
         <w:drawing>
           <wp:inline xmlns:a="http://schemas.openxmlformats.org/drawingml/2006/main" xmlns:pic="http://schemas.openxmlformats.org/drawingml/2006/picture">
-            <wp:extent cx="5943600" cy="3343275"/>
+            <wp:extent cx="5943600" cy="3162804"/>
             <wp:docPr id="2" name="Picture 2" descr="Matrix showing the effects of PP, TP, EP, CP, and recomputation on five categories of system pressure" title="Matrix showing the effects of PP, TP, EP, CP, and recomputation on five categories of system pressure"/>
             <wp:cNvGraphicFramePr>
               <a:graphicFrameLocks noChangeAspect="1"/>
@@ -1023,7 +1023,7 @@
                   <pic:spPr>
                     <a:xfrm>
                       <a:off x="0" y="0"/>
-                      <a:ext cx="5943600" cy="3343275"/>
+                      <a:ext cx="5943600" cy="3162804"/>
                     </a:xfrm>
                     <a:prstGeom prst="rect"/>
                   </pic:spPr>
@@ -1405,7 +1405,7 @@
       <w:r>
         <w:drawing>
           <wp:inline xmlns:a="http://schemas.openxmlformats.org/drawingml/2006/main" xmlns:pic="http://schemas.openxmlformats.org/drawingml/2006/picture">
-            <wp:extent cx="5943600" cy="3343275"/>
+            <wp:extent cx="5943600" cy="2898885"/>
             <wp:docPr id="3" name="Picture 3" descr="Runtime outcomes for different parallelism and recomputation combinations in the 35B Megatron baseline" title="Runtime outcomes for different parallelism and recomputation combinations in the 35B Megatron baseline"/>
             <wp:cNvGraphicFramePr>
               <a:graphicFrameLocks noChangeAspect="1"/>
@@ -1426,7 +1426,7 @@
                   <pic:spPr>
                     <a:xfrm>
                       <a:off x="0" y="0"/>
-                      <a:ext cx="5943600" cy="3343275"/>
+                      <a:ext cx="5943600" cy="2898885"/>
                     </a:xfrm>
                     <a:prstGeom prst="rect"/>
                   </pic:spPr>
@@ -1762,7 +1762,7 @@
       <w:r>
         <w:drawing>
           <wp:inline xmlns:a="http://schemas.openxmlformats.org/drawingml/2006/main" xmlns:pic="http://schemas.openxmlformats.org/drawingml/2006/picture">
-            <wp:extent cx="5943600" cy="3343275"/>
+            <wp:extent cx="5943600" cy="3116325"/>
             <wp:docPr id="4" name="Picture 4" descr="Decision path in which full recomputation frees dynamic memory and increases the per-GPU local sequence length" title="Decision path in which full recomputation frees dynamic memory and increases the per-GPU local sequence length"/>
             <wp:cNvGraphicFramePr>
               <a:graphicFrameLocks noChangeAspect="1"/>
@@ -1783,7 +1783,7 @@
                   <pic:spPr>
                     <a:xfrm>
                       <a:off x="0" y="0"/>
-                      <a:ext cx="5943600" cy="3343275"/>
+                      <a:ext cx="5943600" cy="3116325"/>
                     </a:xfrm>
                     <a:prstGeom prst="rect"/>
                   </pic:spPr>
@@ -2066,7 +2066,7 @@
       <w:r>
         <w:drawing>
           <wp:inline xmlns:a="http://schemas.openxmlformats.org/drawingml/2006/main" xmlns:pic="http://schemas.openxmlformats.org/drawingml/2006/picture">
-            <wp:extent cx="5943600" cy="3343275"/>
+            <wp:extent cx="5943600" cy="1501378"/>
             <wp:docPr id="5" name="Picture 5" descr="Comparison of the full fp32-logits peak under Linear CE and two parallel partitioning schemes" title="Comparison of the full fp32-logits peak under Linear CE and two parallel partitioning schemes"/>
             <wp:cNvGraphicFramePr>
               <a:graphicFrameLocks noChangeAspect="1"/>
@@ -2087,7 +2087,7 @@
                   <pic:spPr>
                     <a:xfrm>
                       <a:off x="0" y="0"/>
-                      <a:ext cx="5943600" cy="3343275"/>
+                      <a:ext cx="5943600" cy="1501378"/>
                     </a:xfrm>
                     <a:prstGeom prst="rect"/>
                   </pic:spPr>
@@ -2632,7 +2632,7 @@
       <w:r>
         <w:drawing>
           <wp:inline xmlns:a="http://schemas.openxmlformats.org/drawingml/2006/main" xmlns:pic="http://schemas.openxmlformats.org/drawingml/2006/picture">
-            <wp:extent cx="5943600" cy="3343275"/>
+            <wp:extent cx="5943600" cy="1847912"/>
             <wp:docPr id="6" name="Picture 6" descr="Comparison of state-sharding coverage and memory results between the distributed optimizer and FSDP2" title="Comparison of state-sharding coverage and memory results between the distributed optimizer and FSDP2"/>
             <wp:cNvGraphicFramePr>
               <a:graphicFrameLocks noChangeAspect="1"/>
@@ -2653,7 +2653,7 @@
                   <pic:spPr>
                     <a:xfrm>
                       <a:off x="0" y="0"/>
-                      <a:ext cx="5943600" cy="3343275"/>
+                      <a:ext cx="5943600" cy="1847912"/>
                     </a:xfrm>
                     <a:prstGeom prst="rect"/>
                   </pic:spPr>
@@ -3470,7 +3470,7 @@
       <w:r>
         <w:drawing>
           <wp:inline xmlns:a="http://schemas.openxmlformats.org/drawingml/2006/main" xmlns:pic="http://schemas.openxmlformats.org/drawingml/2006/picture">
-            <wp:extent cx="5943600" cy="3343275"/>
+            <wp:extent cx="5943600" cy="1349692"/>
             <wp:docPr id="7" name="Picture 7" descr="Comparison of the no-chunk and chunk2 execution chains for an MoE layer" title="Comparison of the no-chunk and chunk2 execution chains for an MoE layer"/>
             <wp:cNvGraphicFramePr>
               <a:graphicFrameLocks noChangeAspect="1"/>
@@ -3491,7 +3491,7 @@
                   <pic:spPr>
                     <a:xfrm>
                       <a:off x="0" y="0"/>
-                      <a:ext cx="5943600" cy="3343275"/>
+                      <a:ext cx="5943600" cy="1349692"/>
                     </a:xfrm>
                     <a:prstGeom prst="rect"/>
                   </pic:spPr>
@@ -3835,7 +3835,7 @@
       <w:r>
         <w:drawing>
           <wp:inline xmlns:a="http://schemas.openxmlformats.org/drawingml/2006/main" xmlns:pic="http://schemas.openxmlformats.org/drawingml/2006/picture">
-            <wp:extent cx="5943600" cy="3343275"/>
+            <wp:extent cx="5943599" cy="2579826"/>
             <wp:docPr id="8" name="Picture 8" descr="Forward baseline and chunk2 timelines on the 16K critical rank" title="Forward baseline and chunk2 timelines on the 16K critical rank"/>
             <wp:cNvGraphicFramePr>
               <a:graphicFrameLocks noChangeAspect="1"/>
@@ -3856,7 +3856,7 @@
                   <pic:spPr>
                     <a:xfrm>
                       <a:off x="0" y="0"/>
-                      <a:ext cx="5943600" cy="3343275"/>
+                      <a:ext cx="5943599" cy="2579826"/>
                     </a:xfrm>
                     <a:prstGeom prst="rect"/>
                   </pic:spPr>
@@ -3954,7 +3954,7 @@
       <w:r>
         <w:drawing>
           <wp:inline xmlns:a="http://schemas.openxmlformats.org/drawingml/2006/main" xmlns:pic="http://schemas.openxmlformats.org/drawingml/2006/picture">
-            <wp:extent cx="5943600" cy="3343275"/>
+            <wp:extent cx="5943600" cy="2782472"/>
             <wp:docPr id="9" name="Picture 9" descr="Backward baseline and chunk2 timelines on the 16K critical rank" title="Backward baseline and chunk2 timelines on the 16K critical rank"/>
             <wp:cNvGraphicFramePr>
               <a:graphicFrameLocks noChangeAspect="1"/>
@@ -3975,7 +3975,7 @@
                   <pic:spPr>
                     <a:xfrm>
                       <a:off x="0" y="0"/>
-                      <a:ext cx="5943600" cy="3343275"/>
+                      <a:ext cx="5943600" cy="2782472"/>
                     </a:xfrm>
                     <a:prstGeom prst="rect"/>
                   </pic:spPr>
@@ -4504,7 +4504,7 @@
       <w:r>
         <w:drawing>
           <wp:inline xmlns:a="http://schemas.openxmlformats.org/drawingml/2006/main" xmlns:pic="http://schemas.openxmlformats.org/drawingml/2006/picture">
-            <wp:extent cx="5943600" cy="3343275"/>
+            <wp:extent cx="5943600" cy="3210859"/>
             <wp:docPr id="10" name="Picture 10" descr="Peak memory of a single sparse MoE layer at different sequence lengths" title="Peak memory of a single sparse MoE layer at different sequence lengths"/>
             <wp:cNvGraphicFramePr>
               <a:graphicFrameLocks noChangeAspect="1"/>
@@ -4525,7 +4525,7 @@
                   <pic:spPr>
                     <a:xfrm>
                       <a:off x="0" y="0"/>
-                      <a:ext cx="5943600" cy="3343275"/>
+                      <a:ext cx="5943600" cy="3210859"/>
                     </a:xfrm>
                     <a:prstGeom prst="rect"/>
                   </pic:spPr>
@@ -4971,7 +4971,7 @@
       <w:r>
         <w:drawing>
           <wp:inline xmlns:a="http://schemas.openxmlformats.org/drawingml/2006/main" xmlns:pic="http://schemas.openxmlformats.org/drawingml/2006/picture">
-            <wp:extent cx="5943600" cy="3343275"/>
+            <wp:extent cx="5943600" cy="2231945"/>
             <wp:docPr id="11" name="Picture 11" descr="Combined optimization path from the baseline to chunked EP" title="Combined optimization path from the baseline to chunked EP"/>
             <wp:cNvGraphicFramePr>
               <a:graphicFrameLocks noChangeAspect="1"/>
@@ -4992,7 +4992,7 @@
                   <pic:spPr>
                     <a:xfrm>
                       <a:off x="0" y="0"/>
-                      <a:ext cx="5943600" cy="3343275"/>
+                      <a:ext cx="5943600" cy="2231945"/>
                     </a:xfrm>
                     <a:prstGeom prst="rect"/>
                   </pic:spPr>
@@ -5810,7 +5810,7 @@
       <w:r>
         <w:drawing>
           <wp:inline xmlns:a="http://schemas.openxmlformats.org/drawingml/2006/main" xmlns:pic="http://schemas.openxmlformats.org/drawingml/2006/picture">
-            <wp:extent cx="5943600" cy="3343275"/>
+            <wp:extent cx="5943600" cy="2569216"/>
             <wp:docPr id="12" name="Picture 12" descr="Converging the four-dimensional PP, TP, EP, and CP search into three configuration decisions" title="Converging the four-dimensional PP, TP, EP, and CP search into three configuration decisions"/>
             <wp:cNvGraphicFramePr>
               <a:graphicFrameLocks noChangeAspect="1"/>
@@ -5831,7 +5831,7 @@
                   <pic:spPr>
                     <a:xfrm>
                       <a:off x="0" y="0"/>
-                      <a:ext cx="5943600" cy="3343275"/>
+                      <a:ext cx="5943600" cy="2569216"/>
                     </a:xfrm>
                     <a:prstGeom prst="rect"/>
                   </pic:spPr>
@@ -6763,7 +6763,7 @@
       <w:r>
         <w:drawing>
           <wp:inline xmlns:a="http://schemas.openxmlformats.org/drawingml/2006/main" xmlns:pic="http://schemas.openxmlformats.org/drawingml/2006/picture">
-            <wp:extent cx="5943600" cy="3343275"/>
+            <wp:extent cx="5943600" cy="1814760"/>
             <wp:docPr id="13" name="Picture 13" descr="The Runtime, Model, and Primitive three-layer organization of Megatron-Lite" title="The Runtime, Model, and Primitive three-layer organization of Megatron-Lite"/>
             <wp:cNvGraphicFramePr>
               <a:graphicFrameLocks noChangeAspect="1"/>
@@ -6784,7 +6784,7 @@
                   <pic:spPr>
                     <a:xfrm>
                       <a:off x="0" y="0"/>
-                      <a:ext cx="5943600" cy="3343275"/>
+                      <a:ext cx="5943600" cy="1814760"/>
                     </a:xfrm>
                     <a:prstGeom prst="rect"/>
                   </pic:spPr>

--- a/tech_blog_output/long_sequence_moe_rl/final/blog.en.docx
+++ b/tech_blog_output/long_sequence_moe_rl/final/blog.en.docx
@@ -64,7 +64,7 @@
           <w:color w:val="626B75"/>
           <w:sz w:val="19"/>
         </w:rPr>
-        <w:t>Source slides: user-provided slide deck</w:t>
+        <w:t>Source slides: 让长序列MoE_RL训练更好调.pptx</w:t>
       </w:r>
     </w:p>
     <w:p>
@@ -78,7 +78,7 @@
           <w:color w:val="626B75"/>
           <w:sz w:val="20"/>
         </w:rPr>
-        <w:t>2026-08-03</w:t>
+        <w:t>2026-08-05</w:t>
       </w:r>
       <w:r>
         <w:br w:type="page"/>
@@ -88,6 +88,48 @@
       <w:pPr>
         <w:pStyle w:val="Lead"/>
       </w:pPr>
+      <w:r>
+        <w:rPr>
+          <w:b/>
+        </w:rPr>
+        <w:t>Source video</w:t>
+      </w:r>
+      <w:r>
+        <w:t xml:space="preserve">: </w:t>
+      </w:r>
+      <w:hyperlink r:id="rId11">
+        <w:r>
+          <w:rPr>
+            <w:color w:val="0563C1"/>
+            <w:u w:val="single"/>
+          </w:rPr>
+          <w:t>Bilibili BV1WLKw6aEDq</w:t>
+        </w:r>
+      </w:hyperlink>
+      <w:r>
+        <w:t xml:space="preserve"> · </w:t>
+      </w:r>
+      <w:r>
+        <w:rPr>
+          <w:b/>
+        </w:rPr>
+        <w:t>Slides</w:t>
+      </w:r>
+      <w:r>
+        <w:t xml:space="preserve">: </w:t>
+      </w:r>
+      <w:hyperlink r:id="rId12">
+        <w:r>
+          <w:rPr>
+            <w:color w:val="0563C1"/>
+            <w:u w:val="single"/>
+          </w:rPr>
+          <w:t>配套讲义</w:t>
+        </w:r>
+      </w:hyperlink>
+    </w:p>
+    <w:p>
+      <w:pPr/>
       <w:r>
         <w:rPr>
           <w:i/>
@@ -678,7 +720,7 @@
                     <pic:cNvPicPr/>
                   </pic:nvPicPr>
                   <pic:blipFill>
-                    <a:blip r:embed="rId11"/>
+                    <a:blip r:embed="rId13"/>
                     <a:stretch>
                       <a:fillRect/>
                     </a:stretch>
@@ -1015,7 +1057,7 @@
                     <pic:cNvPicPr/>
                   </pic:nvPicPr>
                   <pic:blipFill>
-                    <a:blip r:embed="rId12"/>
+                    <a:blip r:embed="rId14"/>
                     <a:stretch>
                       <a:fillRect/>
                     </a:stretch>
@@ -1418,7 +1460,7 @@
                     <pic:cNvPicPr/>
                   </pic:nvPicPr>
                   <pic:blipFill>
-                    <a:blip r:embed="rId13"/>
+                    <a:blip r:embed="rId15"/>
                     <a:stretch>
                       <a:fillRect/>
                     </a:stretch>
@@ -1775,7 +1817,7 @@
                     <pic:cNvPicPr/>
                   </pic:nvPicPr>
                   <pic:blipFill>
-                    <a:blip r:embed="rId14"/>
+                    <a:blip r:embed="rId16"/>
                     <a:stretch>
                       <a:fillRect/>
                     </a:stretch>
@@ -2079,7 +2121,7 @@
                     <pic:cNvPicPr/>
                   </pic:nvPicPr>
                   <pic:blipFill>
-                    <a:blip r:embed="rId15"/>
+                    <a:blip r:embed="rId17"/>
                     <a:stretch>
                       <a:fillRect/>
                     </a:stretch>
@@ -2645,7 +2687,7 @@
                     <pic:cNvPicPr/>
                   </pic:nvPicPr>
                   <pic:blipFill>
-                    <a:blip r:embed="rId16"/>
+                    <a:blip r:embed="rId18"/>
                     <a:stretch>
                       <a:fillRect/>
                     </a:stretch>
@@ -3483,7 +3525,7 @@
                     <pic:cNvPicPr/>
                   </pic:nvPicPr>
                   <pic:blipFill>
-                    <a:blip r:embed="rId17"/>
+                    <a:blip r:embed="rId19"/>
                     <a:stretch>
                       <a:fillRect/>
                     </a:stretch>
@@ -3848,7 +3890,7 @@
                     <pic:cNvPicPr/>
                   </pic:nvPicPr>
                   <pic:blipFill>
-                    <a:blip r:embed="rId18"/>
+                    <a:blip r:embed="rId20"/>
                     <a:stretch>
                       <a:fillRect/>
                     </a:stretch>
@@ -3967,7 +4009,7 @@
                     <pic:cNvPicPr/>
                   </pic:nvPicPr>
                   <pic:blipFill>
-                    <a:blip r:embed="rId19"/>
+                    <a:blip r:embed="rId21"/>
                     <a:stretch>
                       <a:fillRect/>
                     </a:stretch>
@@ -4517,7 +4559,7 @@
                     <pic:cNvPicPr/>
                   </pic:nvPicPr>
                   <pic:blipFill>
-                    <a:blip r:embed="rId20"/>
+                    <a:blip r:embed="rId22"/>
                     <a:stretch>
                       <a:fillRect/>
                     </a:stretch>
@@ -4984,7 +5026,7 @@
                     <pic:cNvPicPr/>
                   </pic:nvPicPr>
                   <pic:blipFill>
-                    <a:blip r:embed="rId21"/>
+                    <a:blip r:embed="rId23"/>
                     <a:stretch>
                       <a:fillRect/>
                     </a:stretch>
@@ -5823,7 +5865,7 @@
                     <pic:cNvPicPr/>
                   </pic:nvPicPr>
                   <pic:blipFill>
-                    <a:blip r:embed="rId22"/>
+                    <a:blip r:embed="rId24"/>
                     <a:stretch>
                       <a:fillRect/>
                     </a:stretch>
@@ -6776,7 +6818,7 @@
                     <pic:cNvPicPr/>
                   </pic:nvPicPr>
                   <pic:blipFill>
-                    <a:blip r:embed="rId23"/>
+                    <a:blip r:embed="rId25"/>
                     <a:stretch>
                       <a:fillRect/>
                     </a:stretch>
